--- a/guj/docx/007.content.docx
+++ b/guj/docx/007.content.docx
@@ -431,90 +431,66 @@
           <w:lang w:val="gu_IN" w:bidi="gu_IN"/>
         </w:rPr>
       </w:r>
-      <w:hyperlink r:id="rId13">
-        <w:r>
-          <w:rPr>
-            <w:lang w:val="gu_IN" w:bidi="gu_IN"/>
-          </w:rPr>
-          <w:rPr>
-            <w:color w:val="0000EE"/>
-            <w:u w:val="single"/>
-          </w:rPr>
-          <w:t>1 શમુએલ 5:10</w:t>
-        </w:r>
-      </w:hyperlink>
-    </w:p>
-    <w:p>
-      <w:pPr>
-        <w:pStyle w:val="ListBullet"/>
-        <w:spacing w:line="240" w:lineRule="auto"/>
-        <w:ind w:left="720"/>
-      </w:pPr>
-      <w:r>
-        <w:rPr>
-          <w:lang w:val="gu_IN" w:bidi="gu_IN"/>
-        </w:rPr>
-      </w:r>
-      <w:hyperlink r:id="rId14">
-        <w:r>
-          <w:rPr>
-            <w:lang w:val="gu_IN" w:bidi="gu_IN"/>
-          </w:rPr>
-          <w:rPr>
-            <w:color w:val="0000EE"/>
-            <w:u w:val="single"/>
-          </w:rPr>
-          <w:t>યહોશૂઆ 13:2–3</w:t>
-        </w:r>
-      </w:hyperlink>
-    </w:p>
-    <w:p>
-      <w:pPr>
-        <w:pStyle w:val="ListBullet"/>
-        <w:spacing w:line="240" w:lineRule="auto"/>
-        <w:ind w:left="720"/>
-      </w:pPr>
-      <w:r>
-        <w:rPr>
-          <w:lang w:val="gu_IN" w:bidi="gu_IN"/>
-        </w:rPr>
-      </w:r>
-      <w:hyperlink r:id="rId15">
-        <w:r>
-          <w:rPr>
-            <w:lang w:val="gu_IN" w:bidi="gu_IN"/>
-          </w:rPr>
-          <w:rPr>
-            <w:color w:val="0000EE"/>
-            <w:u w:val="single"/>
-          </w:rPr>
-          <w:t>ન્યાયાધીશો 1:18–19</w:t>
-        </w:r>
-      </w:hyperlink>
-    </w:p>
-    <w:p>
-      <w:pPr>
-        <w:pStyle w:val="ListBullet"/>
-        <w:spacing w:line="240" w:lineRule="auto"/>
-        <w:ind w:left="720"/>
-      </w:pPr>
-      <w:r>
-        <w:rPr>
-          <w:lang w:val="gu_IN" w:bidi="gu_IN"/>
-        </w:rPr>
-      </w:r>
-      <w:hyperlink r:id="rId16">
-        <w:r>
-          <w:rPr>
-            <w:lang w:val="gu_IN" w:bidi="gu_IN"/>
-          </w:rPr>
-          <w:rPr>
-            <w:color w:val="0000EE"/>
-            <w:u w:val="single"/>
-          </w:rPr>
-          <w:t>ઝખાર્યા 9:5–7</w:t>
-        </w:r>
-      </w:hyperlink>
+      <w:r>
+        <w:rPr>
+          <w:lang w:val="gu_IN" w:bidi="gu_IN"/>
+        </w:rPr>
+        <w:t>1 શમુએલ 5:10</w:t>
+      </w:r>
+    </w:p>
+    <w:p>
+      <w:pPr>
+        <w:pStyle w:val="ListBullet"/>
+        <w:spacing w:line="240" w:lineRule="auto"/>
+        <w:ind w:left="720"/>
+      </w:pPr>
+      <w:r>
+        <w:rPr>
+          <w:lang w:val="gu_IN" w:bidi="gu_IN"/>
+        </w:rPr>
+      </w:r>
+      <w:r>
+        <w:rPr>
+          <w:lang w:val="gu_IN" w:bidi="gu_IN"/>
+        </w:rPr>
+        <w:t>યહોશૂઆ 13:2–3</w:t>
+      </w:r>
+    </w:p>
+    <w:p>
+      <w:pPr>
+        <w:pStyle w:val="ListBullet"/>
+        <w:spacing w:line="240" w:lineRule="auto"/>
+        <w:ind w:left="720"/>
+      </w:pPr>
+      <w:r>
+        <w:rPr>
+          <w:lang w:val="gu_IN" w:bidi="gu_IN"/>
+        </w:rPr>
+      </w:r>
+      <w:r>
+        <w:rPr>
+          <w:lang w:val="gu_IN" w:bidi="gu_IN"/>
+        </w:rPr>
+        <w:t>ન્યાયાધીશો 1:18–19</w:t>
+      </w:r>
+    </w:p>
+    <w:p>
+      <w:pPr>
+        <w:pStyle w:val="ListBullet"/>
+        <w:spacing w:line="240" w:lineRule="auto"/>
+        <w:ind w:left="720"/>
+      </w:pPr>
+      <w:r>
+        <w:rPr>
+          <w:lang w:val="gu_IN" w:bidi="gu_IN"/>
+        </w:rPr>
+      </w:r>
+      <w:r>
+        <w:rPr>
+          <w:lang w:val="gu_IN" w:bidi="gu_IN"/>
+        </w:rPr>
+        <w:t>ઝખાર્યા 9:5–7</w:t>
+      </w:r>
     </w:p>
     <w:p>
       <w:pPr>
@@ -817,66 +793,48 @@
           <w:lang w:val="gu_IN" w:bidi="gu_IN"/>
         </w:rPr>
       </w:r>
-      <w:hyperlink r:id="rId17">
-        <w:r>
-          <w:rPr>
-            <w:lang w:val="gu_IN" w:bidi="gu_IN"/>
-          </w:rPr>
-          <w:rPr>
-            <w:color w:val="0000EE"/>
-            <w:u w:val="single"/>
-          </w:rPr>
-          <w:t>એઝરા 7:6–7</w:t>
-        </w:r>
-      </w:hyperlink>
-    </w:p>
-    <w:p>
-      <w:pPr>
-        <w:pStyle w:val="ListBullet"/>
-        <w:spacing w:line="240" w:lineRule="auto"/>
-        <w:ind w:left="720"/>
-      </w:pPr>
-      <w:r>
-        <w:rPr>
-          <w:lang w:val="gu_IN" w:bidi="gu_IN"/>
-        </w:rPr>
-      </w:r>
-      <w:hyperlink r:id="rId18">
-        <w:r>
-          <w:rPr>
-            <w:lang w:val="gu_IN" w:bidi="gu_IN"/>
-          </w:rPr>
-          <w:rPr>
-            <w:color w:val="0000EE"/>
-            <w:u w:val="single"/>
-          </w:rPr>
-          <w:t>નહેમ્યા 8:1–3</w:t>
-        </w:r>
-      </w:hyperlink>
-    </w:p>
-    <w:p>
-      <w:pPr>
-        <w:pStyle w:val="ListBullet"/>
-        <w:spacing w:line="240" w:lineRule="auto"/>
-        <w:ind w:left="720"/>
-      </w:pPr>
-      <w:r>
-        <w:rPr>
-          <w:lang w:val="gu_IN" w:bidi="gu_IN"/>
-        </w:rPr>
-      </w:r>
-      <w:hyperlink r:id="rId19">
-        <w:r>
-          <w:rPr>
-            <w:lang w:val="gu_IN" w:bidi="gu_IN"/>
-          </w:rPr>
-          <w:rPr>
-            <w:color w:val="0000EE"/>
-            <w:u w:val="single"/>
-          </w:rPr>
-          <w:t>નહેમ્યા 12:1–3</w:t>
-        </w:r>
-      </w:hyperlink>
+      <w:r>
+        <w:rPr>
+          <w:lang w:val="gu_IN" w:bidi="gu_IN"/>
+        </w:rPr>
+        <w:t>એઝરા 7:6–7</w:t>
+      </w:r>
+    </w:p>
+    <w:p>
+      <w:pPr>
+        <w:pStyle w:val="ListBullet"/>
+        <w:spacing w:line="240" w:lineRule="auto"/>
+        <w:ind w:left="720"/>
+      </w:pPr>
+      <w:r>
+        <w:rPr>
+          <w:lang w:val="gu_IN" w:bidi="gu_IN"/>
+        </w:rPr>
+      </w:r>
+      <w:r>
+        <w:rPr>
+          <w:lang w:val="gu_IN" w:bidi="gu_IN"/>
+        </w:rPr>
+        <w:t>નહેમ્યા 8:1–3</w:t>
+      </w:r>
+    </w:p>
+    <w:p>
+      <w:pPr>
+        <w:pStyle w:val="ListBullet"/>
+        <w:spacing w:line="240" w:lineRule="auto"/>
+        <w:ind w:left="720"/>
+      </w:pPr>
+      <w:r>
+        <w:rPr>
+          <w:lang w:val="gu_IN" w:bidi="gu_IN"/>
+        </w:rPr>
+      </w:r>
+      <w:r>
+        <w:rPr>
+          <w:lang w:val="gu_IN" w:bidi="gu_IN"/>
+        </w:rPr>
+        <w:t>નહેમ્યા 12:1–3</w:t>
+      </w:r>
     </w:p>
     <w:p>
       <w:pPr>
@@ -1132,138 +1090,102 @@
           <w:lang w:val="gu_IN" w:bidi="gu_IN"/>
         </w:rPr>
       </w:r>
-      <w:hyperlink r:id="rId20">
-        <w:r>
-          <w:rPr>
-            <w:lang w:val="gu_IN" w:bidi="gu_IN"/>
-          </w:rPr>
-          <w:rPr>
-            <w:color w:val="0000EE"/>
-            <w:u w:val="single"/>
-          </w:rPr>
-          <w:t>હઝકિયેલ 28:11–13</w:t>
-        </w:r>
-      </w:hyperlink>
-    </w:p>
-    <w:p>
-      <w:pPr>
-        <w:pStyle w:val="ListBullet"/>
-        <w:spacing w:line="240" w:lineRule="auto"/>
-        <w:ind w:left="720"/>
-      </w:pPr>
-      <w:r>
-        <w:rPr>
-          <w:lang w:val="gu_IN" w:bidi="gu_IN"/>
-        </w:rPr>
-      </w:r>
-      <w:hyperlink r:id="rId21">
-        <w:r>
-          <w:rPr>
-            <w:lang w:val="gu_IN" w:bidi="gu_IN"/>
-          </w:rPr>
-          <w:rPr>
-            <w:color w:val="0000EE"/>
-            <w:u w:val="single"/>
-          </w:rPr>
-          <w:t>ઉત્પત્તિ 2:7–8</w:t>
-        </w:r>
-      </w:hyperlink>
-    </w:p>
-    <w:p>
-      <w:pPr>
-        <w:pStyle w:val="ListBullet"/>
-        <w:spacing w:line="240" w:lineRule="auto"/>
-        <w:ind w:left="720"/>
-      </w:pPr>
-      <w:r>
-        <w:rPr>
-          <w:lang w:val="gu_IN" w:bidi="gu_IN"/>
-        </w:rPr>
-      </w:r>
-      <w:hyperlink r:id="rId22">
-        <w:r>
-          <w:rPr>
-            <w:lang w:val="gu_IN" w:bidi="gu_IN"/>
-          </w:rPr>
-          <w:rPr>
-            <w:color w:val="0000EE"/>
-            <w:u w:val="single"/>
-          </w:rPr>
-          <w:t>ઉત્પત્તિ 2:9–10</w:t>
-        </w:r>
-      </w:hyperlink>
-    </w:p>
-    <w:p>
-      <w:pPr>
-        <w:pStyle w:val="ListBullet"/>
-        <w:spacing w:line="240" w:lineRule="auto"/>
-        <w:ind w:left="720"/>
-      </w:pPr>
-      <w:r>
-        <w:rPr>
-          <w:lang w:val="gu_IN" w:bidi="gu_IN"/>
-        </w:rPr>
-      </w:r>
-      <w:hyperlink r:id="rId23">
-        <w:r>
-          <w:rPr>
-            <w:lang w:val="gu_IN" w:bidi="gu_IN"/>
-          </w:rPr>
-          <w:rPr>
-            <w:color w:val="0000EE"/>
-            <w:u w:val="single"/>
-          </w:rPr>
-          <w:t>ઉત્પત્તિ 2:15–17</w:t>
-        </w:r>
-      </w:hyperlink>
-    </w:p>
-    <w:p>
-      <w:pPr>
-        <w:pStyle w:val="ListBullet"/>
-        <w:spacing w:line="240" w:lineRule="auto"/>
-        <w:ind w:left="720"/>
-      </w:pPr>
-      <w:r>
-        <w:rPr>
-          <w:lang w:val="gu_IN" w:bidi="gu_IN"/>
-        </w:rPr>
-      </w:r>
-      <w:hyperlink r:id="rId24">
-        <w:r>
-          <w:rPr>
-            <w:lang w:val="gu_IN" w:bidi="gu_IN"/>
-          </w:rPr>
-          <w:rPr>
-            <w:color w:val="0000EE"/>
-            <w:u w:val="single"/>
-          </w:rPr>
-          <w:t>ઉત્પત્તિ 4:16–17</w:t>
-        </w:r>
-      </w:hyperlink>
-    </w:p>
-    <w:p>
-      <w:pPr>
-        <w:pStyle w:val="ListBullet"/>
-        <w:spacing w:line="240" w:lineRule="auto"/>
-        <w:ind w:left="720"/>
-      </w:pPr>
-      <w:r>
-        <w:rPr>
-          <w:lang w:val="gu_IN" w:bidi="gu_IN"/>
-        </w:rPr>
-      </w:r>
-      <w:hyperlink r:id="rId25">
-        <w:r>
-          <w:rPr>
-            <w:lang w:val="gu_IN" w:bidi="gu_IN"/>
-          </w:rPr>
-          <w:rPr>
-            <w:color w:val="0000EE"/>
-            <w:u w:val="single"/>
-          </w:rPr>
-          <w:t>યોએલ 2:3</w:t>
-        </w:r>
-      </w:hyperlink>
+      <w:r>
+        <w:rPr>
+          <w:lang w:val="gu_IN" w:bidi="gu_IN"/>
+        </w:rPr>
+        <w:t>હઝકિયેલ 28:11–13</w:t>
+      </w:r>
+    </w:p>
+    <w:p>
+      <w:pPr>
+        <w:pStyle w:val="ListBullet"/>
+        <w:spacing w:line="240" w:lineRule="auto"/>
+        <w:ind w:left="720"/>
+      </w:pPr>
+      <w:r>
+        <w:rPr>
+          <w:lang w:val="gu_IN" w:bidi="gu_IN"/>
+        </w:rPr>
+      </w:r>
+      <w:r>
+        <w:rPr>
+          <w:lang w:val="gu_IN" w:bidi="gu_IN"/>
+        </w:rPr>
+        <w:t>ઉત્પત્તિ 2:7–8</w:t>
+      </w:r>
+    </w:p>
+    <w:p>
+      <w:pPr>
+        <w:pStyle w:val="ListBullet"/>
+        <w:spacing w:line="240" w:lineRule="auto"/>
+        <w:ind w:left="720"/>
+      </w:pPr>
+      <w:r>
+        <w:rPr>
+          <w:lang w:val="gu_IN" w:bidi="gu_IN"/>
+        </w:rPr>
+      </w:r>
+      <w:r>
+        <w:rPr>
+          <w:lang w:val="gu_IN" w:bidi="gu_IN"/>
+        </w:rPr>
+        <w:t>ઉત્પત્તિ 2:9–10</w:t>
+      </w:r>
+    </w:p>
+    <w:p>
+      <w:pPr>
+        <w:pStyle w:val="ListBullet"/>
+        <w:spacing w:line="240" w:lineRule="auto"/>
+        <w:ind w:left="720"/>
+      </w:pPr>
+      <w:r>
+        <w:rPr>
+          <w:lang w:val="gu_IN" w:bidi="gu_IN"/>
+        </w:rPr>
+      </w:r>
+      <w:r>
+        <w:rPr>
+          <w:lang w:val="gu_IN" w:bidi="gu_IN"/>
+        </w:rPr>
+        <w:t>ઉત્પત્તિ 2:15–17</w:t>
+      </w:r>
+    </w:p>
+    <w:p>
+      <w:pPr>
+        <w:pStyle w:val="ListBullet"/>
+        <w:spacing w:line="240" w:lineRule="auto"/>
+        <w:ind w:left="720"/>
+      </w:pPr>
+      <w:r>
+        <w:rPr>
+          <w:lang w:val="gu_IN" w:bidi="gu_IN"/>
+        </w:rPr>
+      </w:r>
+      <w:r>
+        <w:rPr>
+          <w:lang w:val="gu_IN" w:bidi="gu_IN"/>
+        </w:rPr>
+        <w:t>ઉત્પત્તિ 4:16–17</w:t>
+      </w:r>
+    </w:p>
+    <w:p>
+      <w:pPr>
+        <w:pStyle w:val="ListBullet"/>
+        <w:spacing w:line="240" w:lineRule="auto"/>
+        <w:ind w:left="720"/>
+      </w:pPr>
+      <w:r>
+        <w:rPr>
+          <w:lang w:val="gu_IN" w:bidi="gu_IN"/>
+        </w:rPr>
+      </w:r>
+      <w:r>
+        <w:rPr>
+          <w:lang w:val="gu_IN" w:bidi="gu_IN"/>
+        </w:rPr>
+        <w:t>યોએલ 2:3</w:t>
+      </w:r>
     </w:p>
     <w:p>
       <w:pPr>
@@ -1575,18 +1497,12 @@
           <w:lang w:val="gu_IN" w:bidi="gu_IN"/>
         </w:rPr>
       </w:r>
-      <w:hyperlink r:id="rId26">
-        <w:r>
-          <w:rPr>
-            <w:lang w:val="gu_IN" w:bidi="gu_IN"/>
-          </w:rPr>
-          <w:rPr>
-            <w:color w:val="0000EE"/>
-            <w:u w:val="single"/>
-          </w:rPr>
-          <w:t>ગીતોનું ગીત 1:12–14</w:t>
-        </w:r>
-      </w:hyperlink>
+      <w:r>
+        <w:rPr>
+          <w:lang w:val="gu_IN" w:bidi="gu_IN"/>
+        </w:rPr>
+        <w:t>ગીતોનું ગીત 1:12–14</w:t>
+      </w:r>
     </w:p>
     <w:p>
       <w:pPr>
@@ -1864,114 +1780,84 @@
           <w:lang w:val="gu_IN" w:bidi="gu_IN"/>
         </w:rPr>
       </w:r>
-      <w:hyperlink r:id="rId27">
-        <w:r>
-          <w:rPr>
-            <w:lang w:val="gu_IN" w:bidi="gu_IN"/>
-          </w:rPr>
-          <w:rPr>
-            <w:color w:val="0000EE"/>
-            <w:u w:val="single"/>
-          </w:rPr>
-          <w:t>1 કરિંથી 15:31–32</w:t>
-        </w:r>
-      </w:hyperlink>
-    </w:p>
-    <w:p>
-      <w:pPr>
-        <w:pStyle w:val="ListBullet"/>
-        <w:spacing w:line="240" w:lineRule="auto"/>
-        <w:ind w:left="720"/>
-      </w:pPr>
-      <w:r>
-        <w:rPr>
-          <w:lang w:val="gu_IN" w:bidi="gu_IN"/>
-        </w:rPr>
-      </w:r>
-      <w:hyperlink r:id="rId28">
-        <w:r>
-          <w:rPr>
-            <w:lang w:val="gu_IN" w:bidi="gu_IN"/>
-          </w:rPr>
-          <w:rPr>
-            <w:color w:val="0000EE"/>
-            <w:u w:val="single"/>
-          </w:rPr>
-          <w:t>1 તિમોથી 1:3–4</w:t>
-        </w:r>
-      </w:hyperlink>
-    </w:p>
-    <w:p>
-      <w:pPr>
-        <w:pStyle w:val="ListBullet"/>
-        <w:spacing w:line="240" w:lineRule="auto"/>
-        <w:ind w:left="720"/>
-      </w:pPr>
-      <w:r>
-        <w:rPr>
-          <w:lang w:val="gu_IN" w:bidi="gu_IN"/>
-        </w:rPr>
-      </w:r>
-      <w:hyperlink r:id="rId29">
-        <w:r>
-          <w:rPr>
-            <w:lang w:val="gu_IN" w:bidi="gu_IN"/>
-          </w:rPr>
-          <w:rPr>
-            <w:color w:val="0000EE"/>
-            <w:u w:val="single"/>
-          </w:rPr>
-          <w:t>2 તિમોથી 4:11–13</w:t>
-        </w:r>
-      </w:hyperlink>
-    </w:p>
-    <w:p>
-      <w:pPr>
-        <w:pStyle w:val="ListBullet"/>
-        <w:spacing w:line="240" w:lineRule="auto"/>
-        <w:ind w:left="720"/>
-      </w:pPr>
-      <w:r>
-        <w:rPr>
-          <w:lang w:val="gu_IN" w:bidi="gu_IN"/>
-        </w:rPr>
-      </w:r>
-      <w:hyperlink r:id="rId30">
-        <w:r>
-          <w:rPr>
-            <w:lang w:val="gu_IN" w:bidi="gu_IN"/>
-          </w:rPr>
-          <w:rPr>
-            <w:color w:val="0000EE"/>
-            <w:u w:val="single"/>
-          </w:rPr>
-          <w:t>પ્રેરિતો 19:1–2</w:t>
-        </w:r>
-      </w:hyperlink>
-    </w:p>
-    <w:p>
-      <w:pPr>
-        <w:pStyle w:val="ListBullet"/>
-        <w:spacing w:line="240" w:lineRule="auto"/>
-        <w:ind w:left="720"/>
-      </w:pPr>
-      <w:r>
-        <w:rPr>
-          <w:lang w:val="gu_IN" w:bidi="gu_IN"/>
-        </w:rPr>
-      </w:r>
-      <w:hyperlink r:id="rId31">
-        <w:r>
-          <w:rPr>
-            <w:lang w:val="gu_IN" w:bidi="gu_IN"/>
-          </w:rPr>
-          <w:rPr>
-            <w:color w:val="0000EE"/>
-            <w:u w:val="single"/>
-          </w:rPr>
-          <w:t>એફેસી 1:1–2</w:t>
-        </w:r>
-      </w:hyperlink>
+      <w:r>
+        <w:rPr>
+          <w:lang w:val="gu_IN" w:bidi="gu_IN"/>
+        </w:rPr>
+        <w:t>1 કરિંથી 15:31–32</w:t>
+      </w:r>
+    </w:p>
+    <w:p>
+      <w:pPr>
+        <w:pStyle w:val="ListBullet"/>
+        <w:spacing w:line="240" w:lineRule="auto"/>
+        <w:ind w:left="720"/>
+      </w:pPr>
+      <w:r>
+        <w:rPr>
+          <w:lang w:val="gu_IN" w:bidi="gu_IN"/>
+        </w:rPr>
+      </w:r>
+      <w:r>
+        <w:rPr>
+          <w:lang w:val="gu_IN" w:bidi="gu_IN"/>
+        </w:rPr>
+        <w:t>1 તિમોથી 1:3–4</w:t>
+      </w:r>
+    </w:p>
+    <w:p>
+      <w:pPr>
+        <w:pStyle w:val="ListBullet"/>
+        <w:spacing w:line="240" w:lineRule="auto"/>
+        <w:ind w:left="720"/>
+      </w:pPr>
+      <w:r>
+        <w:rPr>
+          <w:lang w:val="gu_IN" w:bidi="gu_IN"/>
+        </w:rPr>
+      </w:r>
+      <w:r>
+        <w:rPr>
+          <w:lang w:val="gu_IN" w:bidi="gu_IN"/>
+        </w:rPr>
+        <w:t>2 તિમોથી 4:11–13</w:t>
+      </w:r>
+    </w:p>
+    <w:p>
+      <w:pPr>
+        <w:pStyle w:val="ListBullet"/>
+        <w:spacing w:line="240" w:lineRule="auto"/>
+        <w:ind w:left="720"/>
+      </w:pPr>
+      <w:r>
+        <w:rPr>
+          <w:lang w:val="gu_IN" w:bidi="gu_IN"/>
+        </w:rPr>
+      </w:r>
+      <w:r>
+        <w:rPr>
+          <w:lang w:val="gu_IN" w:bidi="gu_IN"/>
+        </w:rPr>
+        <w:t>પ્રેરિતો 19:1–2</w:t>
+      </w:r>
+    </w:p>
+    <w:p>
+      <w:pPr>
+        <w:pStyle w:val="ListBullet"/>
+        <w:spacing w:line="240" w:lineRule="auto"/>
+        <w:ind w:left="720"/>
+      </w:pPr>
+      <w:r>
+        <w:rPr>
+          <w:lang w:val="gu_IN" w:bidi="gu_IN"/>
+        </w:rPr>
+      </w:r>
+      <w:r>
+        <w:rPr>
+          <w:lang w:val="gu_IN" w:bidi="gu_IN"/>
+        </w:rPr>
+        <w:t>એફેસી 1:1–2</w:t>
+      </w:r>
     </w:p>
     <w:p>
       <w:pPr>
@@ -2202,114 +2088,84 @@
           <w:lang w:val="gu_IN" w:bidi="gu_IN"/>
         </w:rPr>
       </w:r>
-      <w:hyperlink r:id="rId32">
-        <w:r>
-          <w:rPr>
-            <w:lang w:val="gu_IN" w:bidi="gu_IN"/>
-          </w:rPr>
-          <w:rPr>
-            <w:color w:val="0000EE"/>
-            <w:u w:val="single"/>
-          </w:rPr>
-          <w:t>1 શમુએલ 2:18–19</w:t>
-        </w:r>
-      </w:hyperlink>
-    </w:p>
-    <w:p>
-      <w:pPr>
-        <w:pStyle w:val="ListBullet"/>
-        <w:spacing w:line="240" w:lineRule="auto"/>
-        <w:ind w:left="720"/>
-      </w:pPr>
-      <w:r>
-        <w:rPr>
-          <w:lang w:val="gu_IN" w:bidi="gu_IN"/>
-        </w:rPr>
-      </w:r>
-      <w:hyperlink r:id="rId33">
-        <w:r>
-          <w:rPr>
-            <w:lang w:val="gu_IN" w:bidi="gu_IN"/>
-          </w:rPr>
-          <w:rPr>
-            <w:color w:val="0000EE"/>
-            <w:u w:val="single"/>
-          </w:rPr>
-          <w:t>નિર્ગમન 28:4–5</w:t>
-        </w:r>
-      </w:hyperlink>
-    </w:p>
-    <w:p>
-      <w:pPr>
-        <w:pStyle w:val="ListBullet"/>
-        <w:spacing w:line="240" w:lineRule="auto"/>
-        <w:ind w:left="720"/>
-      </w:pPr>
-      <w:r>
-        <w:rPr>
-          <w:lang w:val="gu_IN" w:bidi="gu_IN"/>
-        </w:rPr>
-      </w:r>
-      <w:hyperlink r:id="rId34">
-        <w:r>
-          <w:rPr>
-            <w:lang w:val="gu_IN" w:bidi="gu_IN"/>
-          </w:rPr>
-          <w:rPr>
-            <w:color w:val="0000EE"/>
-            <w:u w:val="single"/>
-          </w:rPr>
-          <w:t>હોશિયા 3:4–5</w:t>
-        </w:r>
-      </w:hyperlink>
-    </w:p>
-    <w:p>
-      <w:pPr>
-        <w:pStyle w:val="ListBullet"/>
-        <w:spacing w:line="240" w:lineRule="auto"/>
-        <w:ind w:left="720"/>
-      </w:pPr>
-      <w:r>
-        <w:rPr>
-          <w:lang w:val="gu_IN" w:bidi="gu_IN"/>
-        </w:rPr>
-      </w:r>
-      <w:hyperlink r:id="rId35">
-        <w:r>
-          <w:rPr>
-            <w:lang w:val="gu_IN" w:bidi="gu_IN"/>
-          </w:rPr>
-          <w:rPr>
-            <w:color w:val="0000EE"/>
-            <w:u w:val="single"/>
-          </w:rPr>
-          <w:t>ન્યાયાધીશો 8:27–28</w:t>
-        </w:r>
-      </w:hyperlink>
-    </w:p>
-    <w:p>
-      <w:pPr>
-        <w:pStyle w:val="ListBullet"/>
-        <w:spacing w:line="240" w:lineRule="auto"/>
-        <w:ind w:left="720"/>
-      </w:pPr>
-      <w:r>
-        <w:rPr>
-          <w:lang w:val="gu_IN" w:bidi="gu_IN"/>
-        </w:rPr>
-      </w:r>
-      <w:hyperlink r:id="rId36">
-        <w:r>
-          <w:rPr>
-            <w:lang w:val="gu_IN" w:bidi="gu_IN"/>
-          </w:rPr>
-          <w:rPr>
-            <w:color w:val="0000EE"/>
-            <w:u w:val="single"/>
-          </w:rPr>
-          <w:t>લેવીય 8:6–7</w:t>
-        </w:r>
-      </w:hyperlink>
+      <w:r>
+        <w:rPr>
+          <w:lang w:val="gu_IN" w:bidi="gu_IN"/>
+        </w:rPr>
+        <w:t>1 શમુએલ 2:18–19</w:t>
+      </w:r>
+    </w:p>
+    <w:p>
+      <w:pPr>
+        <w:pStyle w:val="ListBullet"/>
+        <w:spacing w:line="240" w:lineRule="auto"/>
+        <w:ind w:left="720"/>
+      </w:pPr>
+      <w:r>
+        <w:rPr>
+          <w:lang w:val="gu_IN" w:bidi="gu_IN"/>
+        </w:rPr>
+      </w:r>
+      <w:r>
+        <w:rPr>
+          <w:lang w:val="gu_IN" w:bidi="gu_IN"/>
+        </w:rPr>
+        <w:t>નિર્ગમન 28:4–5</w:t>
+      </w:r>
+    </w:p>
+    <w:p>
+      <w:pPr>
+        <w:pStyle w:val="ListBullet"/>
+        <w:spacing w:line="240" w:lineRule="auto"/>
+        <w:ind w:left="720"/>
+      </w:pPr>
+      <w:r>
+        <w:rPr>
+          <w:lang w:val="gu_IN" w:bidi="gu_IN"/>
+        </w:rPr>
+      </w:r>
+      <w:r>
+        <w:rPr>
+          <w:lang w:val="gu_IN" w:bidi="gu_IN"/>
+        </w:rPr>
+        <w:t>હોશિયા 3:4–5</w:t>
+      </w:r>
+    </w:p>
+    <w:p>
+      <w:pPr>
+        <w:pStyle w:val="ListBullet"/>
+        <w:spacing w:line="240" w:lineRule="auto"/>
+        <w:ind w:left="720"/>
+      </w:pPr>
+      <w:r>
+        <w:rPr>
+          <w:lang w:val="gu_IN" w:bidi="gu_IN"/>
+        </w:rPr>
+      </w:r>
+      <w:r>
+        <w:rPr>
+          <w:lang w:val="gu_IN" w:bidi="gu_IN"/>
+        </w:rPr>
+        <w:t>ન્યાયાધીશો 8:27–28</w:t>
+      </w:r>
+    </w:p>
+    <w:p>
+      <w:pPr>
+        <w:pStyle w:val="ListBullet"/>
+        <w:spacing w:line="240" w:lineRule="auto"/>
+        <w:ind w:left="720"/>
+      </w:pPr>
+      <w:r>
+        <w:rPr>
+          <w:lang w:val="gu_IN" w:bidi="gu_IN"/>
+        </w:rPr>
+      </w:r>
+      <w:r>
+        <w:rPr>
+          <w:lang w:val="gu_IN" w:bidi="gu_IN"/>
+        </w:rPr>
+        <w:t>લેવીય 8:6–7</w:t>
+      </w:r>
     </w:p>
     <w:p>
       <w:pPr>
@@ -3140,90 +2996,66 @@
           <w:lang w:val="gu_IN" w:bidi="gu_IN"/>
         </w:rPr>
       </w:r>
-      <w:hyperlink r:id="rId37">
-        <w:r>
-          <w:rPr>
-            <w:lang w:val="gu_IN" w:bidi="gu_IN"/>
-          </w:rPr>
-          <w:rPr>
-            <w:color w:val="0000EE"/>
-            <w:u w:val="single"/>
-          </w:rPr>
-          <w:t>1 કાળવૃતાંત 24:1–3</w:t>
-        </w:r>
-      </w:hyperlink>
-    </w:p>
-    <w:p>
-      <w:pPr>
-        <w:pStyle w:val="ListBullet"/>
-        <w:spacing w:line="240" w:lineRule="auto"/>
-        <w:ind w:left="720"/>
-      </w:pPr>
-      <w:r>
-        <w:rPr>
-          <w:lang w:val="gu_IN" w:bidi="gu_IN"/>
-        </w:rPr>
-      </w:r>
-      <w:hyperlink r:id="rId38">
-        <w:r>
-          <w:rPr>
-            <w:lang w:val="gu_IN" w:bidi="gu_IN"/>
-          </w:rPr>
-          <w:rPr>
-            <w:color w:val="0000EE"/>
-            <w:u w:val="single"/>
-          </w:rPr>
-          <w:t>ન્યાયાધીશો 20:27–28</w:t>
-        </w:r>
-      </w:hyperlink>
-    </w:p>
-    <w:p>
-      <w:pPr>
-        <w:pStyle w:val="ListBullet"/>
-        <w:spacing w:line="240" w:lineRule="auto"/>
-        <w:ind w:left="720"/>
-      </w:pPr>
-      <w:r>
-        <w:rPr>
-          <w:lang w:val="gu_IN" w:bidi="gu_IN"/>
-        </w:rPr>
-      </w:r>
-      <w:hyperlink r:id="rId39">
-        <w:r>
-          <w:rPr>
-            <w:lang w:val="gu_IN" w:bidi="gu_IN"/>
-          </w:rPr>
-          <w:rPr>
-            <w:color w:val="0000EE"/>
-            <w:u w:val="single"/>
-          </w:rPr>
-          <w:t>ગણના 26:1–2</w:t>
-        </w:r>
-      </w:hyperlink>
-    </w:p>
-    <w:p>
-      <w:pPr>
-        <w:pStyle w:val="ListBullet"/>
-        <w:spacing w:line="240" w:lineRule="auto"/>
-        <w:ind w:left="720"/>
-      </w:pPr>
-      <w:r>
-        <w:rPr>
-          <w:lang w:val="gu_IN" w:bidi="gu_IN"/>
-        </w:rPr>
-      </w:r>
-      <w:hyperlink r:id="rId40">
-        <w:r>
-          <w:rPr>
-            <w:lang w:val="gu_IN" w:bidi="gu_IN"/>
-          </w:rPr>
-          <w:rPr>
-            <w:color w:val="0000EE"/>
-            <w:u w:val="single"/>
-          </w:rPr>
-          <w:t>ગણના 34:16–18</w:t>
-        </w:r>
-      </w:hyperlink>
+      <w:r>
+        <w:rPr>
+          <w:lang w:val="gu_IN" w:bidi="gu_IN"/>
+        </w:rPr>
+        <w:t>1 કાળવૃતાંત 24:1–3</w:t>
+      </w:r>
+    </w:p>
+    <w:p>
+      <w:pPr>
+        <w:pStyle w:val="ListBullet"/>
+        <w:spacing w:line="240" w:lineRule="auto"/>
+        <w:ind w:left="720"/>
+      </w:pPr>
+      <w:r>
+        <w:rPr>
+          <w:lang w:val="gu_IN" w:bidi="gu_IN"/>
+        </w:rPr>
+      </w:r>
+      <w:r>
+        <w:rPr>
+          <w:lang w:val="gu_IN" w:bidi="gu_IN"/>
+        </w:rPr>
+        <w:t>ન્યાયાધીશો 20:27–28</w:t>
+      </w:r>
+    </w:p>
+    <w:p>
+      <w:pPr>
+        <w:pStyle w:val="ListBullet"/>
+        <w:spacing w:line="240" w:lineRule="auto"/>
+        <w:ind w:left="720"/>
+      </w:pPr>
+      <w:r>
+        <w:rPr>
+          <w:lang w:val="gu_IN" w:bidi="gu_IN"/>
+        </w:rPr>
+      </w:r>
+      <w:r>
+        <w:rPr>
+          <w:lang w:val="gu_IN" w:bidi="gu_IN"/>
+        </w:rPr>
+        <w:t>ગણના 26:1–2</w:t>
+      </w:r>
+    </w:p>
+    <w:p>
+      <w:pPr>
+        <w:pStyle w:val="ListBullet"/>
+        <w:spacing w:line="240" w:lineRule="auto"/>
+        <w:ind w:left="720"/>
+      </w:pPr>
+      <w:r>
+        <w:rPr>
+          <w:lang w:val="gu_IN" w:bidi="gu_IN"/>
+        </w:rPr>
+      </w:r>
+      <w:r>
+        <w:rPr>
+          <w:lang w:val="gu_IN" w:bidi="gu_IN"/>
+        </w:rPr>
+        <w:t>ગણના 34:16–18</w:t>
+      </w:r>
     </w:p>
     <w:p>
       <w:pPr>
@@ -3435,90 +3267,66 @@
           <w:lang w:val="gu_IN" w:bidi="gu_IN"/>
         </w:rPr>
       </w:r>
-      <w:hyperlink r:id="rId41">
-        <w:r>
-          <w:rPr>
-            <w:lang w:val="gu_IN" w:bidi="gu_IN"/>
-          </w:rPr>
-          <w:rPr>
-            <w:color w:val="0000EE"/>
-            <w:u w:val="single"/>
-          </w:rPr>
-          <w:t>1 કાળવૃતાંત 1:17–19</w:t>
-        </w:r>
-      </w:hyperlink>
-    </w:p>
-    <w:p>
-      <w:pPr>
-        <w:pStyle w:val="ListBullet"/>
-        <w:spacing w:line="240" w:lineRule="auto"/>
-        <w:ind w:left="720"/>
-      </w:pPr>
-      <w:r>
-        <w:rPr>
-          <w:lang w:val="gu_IN" w:bidi="gu_IN"/>
-        </w:rPr>
-      </w:r>
-      <w:hyperlink r:id="rId42">
-        <w:r>
-          <w:rPr>
-            <w:lang w:val="gu_IN" w:bidi="gu_IN"/>
-          </w:rPr>
-          <w:rPr>
-            <w:color w:val="0000EE"/>
-            <w:u w:val="single"/>
-          </w:rPr>
-          <w:t>પ્રેરિતો 2:8–11</w:t>
-        </w:r>
-      </w:hyperlink>
-    </w:p>
-    <w:p>
-      <w:pPr>
-        <w:pStyle w:val="ListBullet"/>
-        <w:spacing w:line="240" w:lineRule="auto"/>
-        <w:ind w:left="720"/>
-      </w:pPr>
-      <w:r>
-        <w:rPr>
-          <w:lang w:val="gu_IN" w:bidi="gu_IN"/>
-        </w:rPr>
-      </w:r>
-      <w:hyperlink r:id="rId43">
-        <w:r>
-          <w:rPr>
-            <w:lang w:val="gu_IN" w:bidi="gu_IN"/>
-          </w:rPr>
-          <w:rPr>
-            <w:color w:val="0000EE"/>
-            <w:u w:val="single"/>
-          </w:rPr>
-          <w:t>એઝરા 8:4–7</w:t>
-        </w:r>
-      </w:hyperlink>
-    </w:p>
-    <w:p>
-      <w:pPr>
-        <w:pStyle w:val="ListBullet"/>
-        <w:spacing w:line="240" w:lineRule="auto"/>
-        <w:ind w:left="720"/>
-      </w:pPr>
-      <w:r>
-        <w:rPr>
-          <w:lang w:val="gu_IN" w:bidi="gu_IN"/>
-        </w:rPr>
-      </w:r>
-      <w:hyperlink r:id="rId44">
-        <w:r>
-          <w:rPr>
-            <w:lang w:val="gu_IN" w:bidi="gu_IN"/>
-          </w:rPr>
-          <w:rPr>
-            <w:color w:val="0000EE"/>
-            <w:u w:val="single"/>
-          </w:rPr>
-          <w:t>યશાયા 22:5–7</w:t>
-        </w:r>
-      </w:hyperlink>
+      <w:r>
+        <w:rPr>
+          <w:lang w:val="gu_IN" w:bidi="gu_IN"/>
+        </w:rPr>
+        <w:t>1 કાળવૃતાંત 1:17–19</w:t>
+      </w:r>
+    </w:p>
+    <w:p>
+      <w:pPr>
+        <w:pStyle w:val="ListBullet"/>
+        <w:spacing w:line="240" w:lineRule="auto"/>
+        <w:ind w:left="720"/>
+      </w:pPr>
+      <w:r>
+        <w:rPr>
+          <w:lang w:val="gu_IN" w:bidi="gu_IN"/>
+        </w:rPr>
+      </w:r>
+      <w:r>
+        <w:rPr>
+          <w:lang w:val="gu_IN" w:bidi="gu_IN"/>
+        </w:rPr>
+        <w:t>પ્રેરિતો 2:8–11</w:t>
+      </w:r>
+    </w:p>
+    <w:p>
+      <w:pPr>
+        <w:pStyle w:val="ListBullet"/>
+        <w:spacing w:line="240" w:lineRule="auto"/>
+        <w:ind w:left="720"/>
+      </w:pPr>
+      <w:r>
+        <w:rPr>
+          <w:lang w:val="gu_IN" w:bidi="gu_IN"/>
+        </w:rPr>
+      </w:r>
+      <w:r>
+        <w:rPr>
+          <w:lang w:val="gu_IN" w:bidi="gu_IN"/>
+        </w:rPr>
+        <w:t>એઝરા 8:4–7</w:t>
+      </w:r>
+    </w:p>
+    <w:p>
+      <w:pPr>
+        <w:pStyle w:val="ListBullet"/>
+        <w:spacing w:line="240" w:lineRule="auto"/>
+        <w:ind w:left="720"/>
+      </w:pPr>
+      <w:r>
+        <w:rPr>
+          <w:lang w:val="gu_IN" w:bidi="gu_IN"/>
+        </w:rPr>
+      </w:r>
+      <w:r>
+        <w:rPr>
+          <w:lang w:val="gu_IN" w:bidi="gu_IN"/>
+        </w:rPr>
+        <w:t>યશાયા 22:5–7</w:t>
+      </w:r>
     </w:p>
     <w:p>
       <w:pPr>
@@ -3803,138 +3611,102 @@
           <w:lang w:val="gu_IN" w:bidi="gu_IN"/>
         </w:rPr>
       </w:r>
-      <w:hyperlink r:id="rId45">
-        <w:r>
-          <w:rPr>
-            <w:lang w:val="gu_IN" w:bidi="gu_IN"/>
-          </w:rPr>
-          <w:rPr>
-            <w:color w:val="0000EE"/>
-            <w:u w:val="single"/>
-          </w:rPr>
-          <w:t>1 રાજા 17:1</w:t>
-        </w:r>
-      </w:hyperlink>
-    </w:p>
-    <w:p>
-      <w:pPr>
-        <w:pStyle w:val="ListBullet"/>
-        <w:spacing w:line="240" w:lineRule="auto"/>
-        <w:ind w:left="720"/>
-      </w:pPr>
-      <w:r>
-        <w:rPr>
-          <w:lang w:val="gu_IN" w:bidi="gu_IN"/>
-        </w:rPr>
-      </w:r>
-      <w:hyperlink r:id="rId46">
-        <w:r>
-          <w:rPr>
-            <w:lang w:val="gu_IN" w:bidi="gu_IN"/>
-          </w:rPr>
-          <w:rPr>
-            <w:color w:val="0000EE"/>
-            <w:u w:val="single"/>
-          </w:rPr>
-          <w:t>2 રાજા 1:3–4</w:t>
-        </w:r>
-      </w:hyperlink>
-    </w:p>
-    <w:p>
-      <w:pPr>
-        <w:pStyle w:val="ListBullet"/>
-        <w:spacing w:line="240" w:lineRule="auto"/>
-        <w:ind w:left="720"/>
-      </w:pPr>
-      <w:r>
-        <w:rPr>
-          <w:lang w:val="gu_IN" w:bidi="gu_IN"/>
-        </w:rPr>
-      </w:r>
-      <w:hyperlink r:id="rId47">
-        <w:r>
-          <w:rPr>
-            <w:lang w:val="gu_IN" w:bidi="gu_IN"/>
-          </w:rPr>
-          <w:rPr>
-            <w:color w:val="0000EE"/>
-            <w:u w:val="single"/>
-          </w:rPr>
-          <w:t>યાકૂબ 5:16–18</w:t>
-        </w:r>
-      </w:hyperlink>
-    </w:p>
-    <w:p>
-      <w:pPr>
-        <w:pStyle w:val="ListBullet"/>
-        <w:spacing w:line="240" w:lineRule="auto"/>
-        <w:ind w:left="720"/>
-      </w:pPr>
-      <w:r>
-        <w:rPr>
-          <w:lang w:val="gu_IN" w:bidi="gu_IN"/>
-        </w:rPr>
-      </w:r>
-      <w:hyperlink r:id="rId48">
-        <w:r>
-          <w:rPr>
-            <w:lang w:val="gu_IN" w:bidi="gu_IN"/>
-          </w:rPr>
-          <w:rPr>
-            <w:color w:val="0000EE"/>
-            <w:u w:val="single"/>
-          </w:rPr>
-          <w:t>યોહાન 1:19–21</w:t>
-        </w:r>
-      </w:hyperlink>
-    </w:p>
-    <w:p>
-      <w:pPr>
-        <w:pStyle w:val="ListBullet"/>
-        <w:spacing w:line="240" w:lineRule="auto"/>
-        <w:ind w:left="720"/>
-      </w:pPr>
-      <w:r>
-        <w:rPr>
-          <w:lang w:val="gu_IN" w:bidi="gu_IN"/>
-        </w:rPr>
-      </w:r>
-      <w:hyperlink r:id="rId49">
-        <w:r>
-          <w:rPr>
-            <w:lang w:val="gu_IN" w:bidi="gu_IN"/>
-          </w:rPr>
-          <w:rPr>
-            <w:color w:val="0000EE"/>
-            <w:u w:val="single"/>
-          </w:rPr>
-          <w:t>યોહાન 1:24–25</w:t>
-        </w:r>
-      </w:hyperlink>
-    </w:p>
-    <w:p>
-      <w:pPr>
-        <w:pStyle w:val="ListBullet"/>
-        <w:spacing w:line="240" w:lineRule="auto"/>
-        <w:ind w:left="720"/>
-      </w:pPr>
-      <w:r>
-        <w:rPr>
-          <w:lang w:val="gu_IN" w:bidi="gu_IN"/>
-        </w:rPr>
-      </w:r>
-      <w:hyperlink r:id="rId50">
-        <w:r>
-          <w:rPr>
-            <w:lang w:val="gu_IN" w:bidi="gu_IN"/>
-          </w:rPr>
-          <w:rPr>
-            <w:color w:val="0000EE"/>
-            <w:u w:val="single"/>
-          </w:rPr>
-          <w:t>માર્ક 9:4–6</w:t>
-        </w:r>
-      </w:hyperlink>
+      <w:r>
+        <w:rPr>
+          <w:lang w:val="gu_IN" w:bidi="gu_IN"/>
+        </w:rPr>
+        <w:t>1 રાજા 17:1</w:t>
+      </w:r>
+    </w:p>
+    <w:p>
+      <w:pPr>
+        <w:pStyle w:val="ListBullet"/>
+        <w:spacing w:line="240" w:lineRule="auto"/>
+        <w:ind w:left="720"/>
+      </w:pPr>
+      <w:r>
+        <w:rPr>
+          <w:lang w:val="gu_IN" w:bidi="gu_IN"/>
+        </w:rPr>
+      </w:r>
+      <w:r>
+        <w:rPr>
+          <w:lang w:val="gu_IN" w:bidi="gu_IN"/>
+        </w:rPr>
+        <w:t>2 રાજા 1:3–4</w:t>
+      </w:r>
+    </w:p>
+    <w:p>
+      <w:pPr>
+        <w:pStyle w:val="ListBullet"/>
+        <w:spacing w:line="240" w:lineRule="auto"/>
+        <w:ind w:left="720"/>
+      </w:pPr>
+      <w:r>
+        <w:rPr>
+          <w:lang w:val="gu_IN" w:bidi="gu_IN"/>
+        </w:rPr>
+      </w:r>
+      <w:r>
+        <w:rPr>
+          <w:lang w:val="gu_IN" w:bidi="gu_IN"/>
+        </w:rPr>
+        <w:t>યાકૂબ 5:16–18</w:t>
+      </w:r>
+    </w:p>
+    <w:p>
+      <w:pPr>
+        <w:pStyle w:val="ListBullet"/>
+        <w:spacing w:line="240" w:lineRule="auto"/>
+        <w:ind w:left="720"/>
+      </w:pPr>
+      <w:r>
+        <w:rPr>
+          <w:lang w:val="gu_IN" w:bidi="gu_IN"/>
+        </w:rPr>
+      </w:r>
+      <w:r>
+        <w:rPr>
+          <w:lang w:val="gu_IN" w:bidi="gu_IN"/>
+        </w:rPr>
+        <w:t>યોહાન 1:19–21</w:t>
+      </w:r>
+    </w:p>
+    <w:p>
+      <w:pPr>
+        <w:pStyle w:val="ListBullet"/>
+        <w:spacing w:line="240" w:lineRule="auto"/>
+        <w:ind w:left="720"/>
+      </w:pPr>
+      <w:r>
+        <w:rPr>
+          <w:lang w:val="gu_IN" w:bidi="gu_IN"/>
+        </w:rPr>
+      </w:r>
+      <w:r>
+        <w:rPr>
+          <w:lang w:val="gu_IN" w:bidi="gu_IN"/>
+        </w:rPr>
+        <w:t>યોહાન 1:24–25</w:t>
+      </w:r>
+    </w:p>
+    <w:p>
+      <w:pPr>
+        <w:pStyle w:val="ListBullet"/>
+        <w:spacing w:line="240" w:lineRule="auto"/>
+        <w:ind w:left="720"/>
+      </w:pPr>
+      <w:r>
+        <w:rPr>
+          <w:lang w:val="gu_IN" w:bidi="gu_IN"/>
+        </w:rPr>
+      </w:r>
+      <w:r>
+        <w:rPr>
+          <w:lang w:val="gu_IN" w:bidi="gu_IN"/>
+        </w:rPr>
+        <w:t>માર્ક 9:4–6</w:t>
+      </w:r>
     </w:p>
     <w:p>
       <w:pPr>
@@ -4498,90 +4270,66 @@
           <w:lang w:val="gu_IN" w:bidi="gu_IN"/>
         </w:rPr>
       </w:r>
-      <w:hyperlink r:id="rId51">
-        <w:r>
-          <w:rPr>
-            <w:lang w:val="gu_IN" w:bidi="gu_IN"/>
-          </w:rPr>
-          <w:rPr>
-            <w:color w:val="0000EE"/>
-            <w:u w:val="single"/>
-          </w:rPr>
-          <w:t>1 રાજા 19:15–16</w:t>
-        </w:r>
-      </w:hyperlink>
-    </w:p>
-    <w:p>
-      <w:pPr>
-        <w:pStyle w:val="ListBullet"/>
-        <w:spacing w:line="240" w:lineRule="auto"/>
-        <w:ind w:left="720"/>
-      </w:pPr>
-      <w:r>
-        <w:rPr>
-          <w:lang w:val="gu_IN" w:bidi="gu_IN"/>
-        </w:rPr>
-      </w:r>
-      <w:hyperlink r:id="rId52">
-        <w:r>
-          <w:rPr>
-            <w:lang w:val="gu_IN" w:bidi="gu_IN"/>
-          </w:rPr>
-          <w:rPr>
-            <w:color w:val="0000EE"/>
-            <w:u w:val="single"/>
-          </w:rPr>
-          <w:t>2 રાજા 3:15–17</w:t>
-        </w:r>
-      </w:hyperlink>
-    </w:p>
-    <w:p>
-      <w:pPr>
-        <w:pStyle w:val="ListBullet"/>
-        <w:spacing w:line="240" w:lineRule="auto"/>
-        <w:ind w:left="720"/>
-      </w:pPr>
-      <w:r>
-        <w:rPr>
-          <w:lang w:val="gu_IN" w:bidi="gu_IN"/>
-        </w:rPr>
-      </w:r>
-      <w:hyperlink r:id="rId53">
-        <w:r>
-          <w:rPr>
-            <w:lang w:val="gu_IN" w:bidi="gu_IN"/>
-          </w:rPr>
-          <w:rPr>
-            <w:color w:val="0000EE"/>
-            <w:u w:val="single"/>
-          </w:rPr>
-          <w:t>2 રાજા 5:8–10</w:t>
-        </w:r>
-      </w:hyperlink>
-    </w:p>
-    <w:p>
-      <w:pPr>
-        <w:pStyle w:val="ListBullet"/>
-        <w:spacing w:line="240" w:lineRule="auto"/>
-        <w:ind w:left="720"/>
-      </w:pPr>
-      <w:r>
-        <w:rPr>
-          <w:lang w:val="gu_IN" w:bidi="gu_IN"/>
-        </w:rPr>
-      </w:r>
-      <w:hyperlink r:id="rId54">
-        <w:r>
-          <w:rPr>
-            <w:lang w:val="gu_IN" w:bidi="gu_IN"/>
-          </w:rPr>
-          <w:rPr>
-            <w:color w:val="0000EE"/>
-            <w:u w:val="single"/>
-          </w:rPr>
-          <w:t>લૂક 4:25–27</w:t>
-        </w:r>
-      </w:hyperlink>
+      <w:r>
+        <w:rPr>
+          <w:lang w:val="gu_IN" w:bidi="gu_IN"/>
+        </w:rPr>
+        <w:t>1 રાજા 19:15–16</w:t>
+      </w:r>
+    </w:p>
+    <w:p>
+      <w:pPr>
+        <w:pStyle w:val="ListBullet"/>
+        <w:spacing w:line="240" w:lineRule="auto"/>
+        <w:ind w:left="720"/>
+      </w:pPr>
+      <w:r>
+        <w:rPr>
+          <w:lang w:val="gu_IN" w:bidi="gu_IN"/>
+        </w:rPr>
+      </w:r>
+      <w:r>
+        <w:rPr>
+          <w:lang w:val="gu_IN" w:bidi="gu_IN"/>
+        </w:rPr>
+        <w:t>2 રાજા 3:15–17</w:t>
+      </w:r>
+    </w:p>
+    <w:p>
+      <w:pPr>
+        <w:pStyle w:val="ListBullet"/>
+        <w:spacing w:line="240" w:lineRule="auto"/>
+        <w:ind w:left="720"/>
+      </w:pPr>
+      <w:r>
+        <w:rPr>
+          <w:lang w:val="gu_IN" w:bidi="gu_IN"/>
+        </w:rPr>
+      </w:r>
+      <w:r>
+        <w:rPr>
+          <w:lang w:val="gu_IN" w:bidi="gu_IN"/>
+        </w:rPr>
+        <w:t>2 રાજા 5:8–10</w:t>
+      </w:r>
+    </w:p>
+    <w:p>
+      <w:pPr>
+        <w:pStyle w:val="ListBullet"/>
+        <w:spacing w:line="240" w:lineRule="auto"/>
+        <w:ind w:left="720"/>
+      </w:pPr>
+      <w:r>
+        <w:rPr>
+          <w:lang w:val="gu_IN" w:bidi="gu_IN"/>
+        </w:rPr>
+      </w:r>
+      <w:r>
+        <w:rPr>
+          <w:lang w:val="gu_IN" w:bidi="gu_IN"/>
+        </w:rPr>
+        <w:t>લૂક 4:25–27</w:t>
+      </w:r>
     </w:p>
     <w:p>
       <w:pPr>
@@ -4825,66 +4573,48 @@
           <w:lang w:val="gu_IN" w:bidi="gu_IN"/>
         </w:rPr>
       </w:r>
-      <w:hyperlink r:id="rId55">
-        <w:r>
-          <w:rPr>
-            <w:lang w:val="gu_IN" w:bidi="gu_IN"/>
-          </w:rPr>
-          <w:rPr>
-            <w:color w:val="0000EE"/>
-            <w:u w:val="single"/>
-          </w:rPr>
-          <w:t>લૂક 1:5–7</w:t>
-        </w:r>
-      </w:hyperlink>
-    </w:p>
-    <w:p>
-      <w:pPr>
-        <w:pStyle w:val="ListBullet"/>
-        <w:spacing w:line="240" w:lineRule="auto"/>
-        <w:ind w:left="720"/>
-      </w:pPr>
-      <w:r>
-        <w:rPr>
-          <w:lang w:val="gu_IN" w:bidi="gu_IN"/>
-        </w:rPr>
-      </w:r>
-      <w:hyperlink r:id="rId56">
-        <w:r>
-          <w:rPr>
-            <w:lang w:val="gu_IN" w:bidi="gu_IN"/>
-          </w:rPr>
-          <w:rPr>
-            <w:color w:val="0000EE"/>
-            <w:u w:val="single"/>
-          </w:rPr>
-          <w:t>લૂક 1:24–25</w:t>
-        </w:r>
-      </w:hyperlink>
-    </w:p>
-    <w:p>
-      <w:pPr>
-        <w:pStyle w:val="ListBullet"/>
-        <w:spacing w:line="240" w:lineRule="auto"/>
-        <w:ind w:left="720"/>
-      </w:pPr>
-      <w:r>
-        <w:rPr>
-          <w:lang w:val="gu_IN" w:bidi="gu_IN"/>
-        </w:rPr>
-      </w:r>
-      <w:hyperlink r:id="rId57">
-        <w:r>
-          <w:rPr>
-            <w:lang w:val="gu_IN" w:bidi="gu_IN"/>
-          </w:rPr>
-          <w:rPr>
-            <w:color w:val="0000EE"/>
-            <w:u w:val="single"/>
-          </w:rPr>
-          <w:t>લૂક 1:39–41</w:t>
-        </w:r>
-      </w:hyperlink>
+      <w:r>
+        <w:rPr>
+          <w:lang w:val="gu_IN" w:bidi="gu_IN"/>
+        </w:rPr>
+        <w:t>લૂક 1:5–7</w:t>
+      </w:r>
+    </w:p>
+    <w:p>
+      <w:pPr>
+        <w:pStyle w:val="ListBullet"/>
+        <w:spacing w:line="240" w:lineRule="auto"/>
+        <w:ind w:left="720"/>
+      </w:pPr>
+      <w:r>
+        <w:rPr>
+          <w:lang w:val="gu_IN" w:bidi="gu_IN"/>
+        </w:rPr>
+      </w:r>
+      <w:r>
+        <w:rPr>
+          <w:lang w:val="gu_IN" w:bidi="gu_IN"/>
+        </w:rPr>
+        <w:t>લૂક 1:24–25</w:t>
+      </w:r>
+    </w:p>
+    <w:p>
+      <w:pPr>
+        <w:pStyle w:val="ListBullet"/>
+        <w:spacing w:line="240" w:lineRule="auto"/>
+        <w:ind w:left="720"/>
+      </w:pPr>
+      <w:r>
+        <w:rPr>
+          <w:lang w:val="gu_IN" w:bidi="gu_IN"/>
+        </w:rPr>
+      </w:r>
+      <w:r>
+        <w:rPr>
+          <w:lang w:val="gu_IN" w:bidi="gu_IN"/>
+        </w:rPr>
+        <w:t>લૂક 1:39–41</w:t>
+      </w:r>
     </w:p>
     <w:p>
       <w:pPr>
@@ -5148,90 +4878,66 @@
           <w:lang w:val="gu_IN" w:bidi="gu_IN"/>
         </w:rPr>
       </w:r>
-      <w:hyperlink r:id="rId58">
-        <w:r>
-          <w:rPr>
-            <w:lang w:val="gu_IN" w:bidi="gu_IN"/>
-          </w:rPr>
-          <w:rPr>
-            <w:color w:val="0000EE"/>
-            <w:u w:val="single"/>
-          </w:rPr>
-          <w:t>2 રાજા 18:16–18</w:t>
-        </w:r>
-      </w:hyperlink>
-    </w:p>
-    <w:p>
-      <w:pPr>
-        <w:pStyle w:val="ListBullet"/>
-        <w:spacing w:line="240" w:lineRule="auto"/>
-        <w:ind w:left="720"/>
-      </w:pPr>
-      <w:r>
-        <w:rPr>
-          <w:lang w:val="gu_IN" w:bidi="gu_IN"/>
-        </w:rPr>
-      </w:r>
-      <w:hyperlink r:id="rId59">
-        <w:r>
-          <w:rPr>
-            <w:lang w:val="gu_IN" w:bidi="gu_IN"/>
-          </w:rPr>
-          <w:rPr>
-            <w:color w:val="0000EE"/>
-            <w:u w:val="single"/>
-          </w:rPr>
-          <w:t>2 રાજા 18:26–27</w:t>
-        </w:r>
-      </w:hyperlink>
-    </w:p>
-    <w:p>
-      <w:pPr>
-        <w:pStyle w:val="ListBullet"/>
-        <w:spacing w:line="240" w:lineRule="auto"/>
-        <w:ind w:left="720"/>
-      </w:pPr>
-      <w:r>
-        <w:rPr>
-          <w:lang w:val="gu_IN" w:bidi="gu_IN"/>
-        </w:rPr>
-      </w:r>
-      <w:hyperlink r:id="rId60">
-        <w:r>
-          <w:rPr>
-            <w:lang w:val="gu_IN" w:bidi="gu_IN"/>
-          </w:rPr>
-          <w:rPr>
-            <w:color w:val="0000EE"/>
-            <w:u w:val="single"/>
-          </w:rPr>
-          <w:t>2 રાજા 18:36–37</w:t>
-        </w:r>
-      </w:hyperlink>
-    </w:p>
-    <w:p>
-      <w:pPr>
-        <w:pStyle w:val="ListBullet"/>
-        <w:spacing w:line="240" w:lineRule="auto"/>
-        <w:ind w:left="720"/>
-      </w:pPr>
-      <w:r>
-        <w:rPr>
-          <w:lang w:val="gu_IN" w:bidi="gu_IN"/>
-        </w:rPr>
-      </w:r>
-      <w:hyperlink r:id="rId61">
-        <w:r>
-          <w:rPr>
-            <w:lang w:val="gu_IN" w:bidi="gu_IN"/>
-          </w:rPr>
-          <w:rPr>
-            <w:color w:val="0000EE"/>
-            <w:u w:val="single"/>
-          </w:rPr>
-          <w:t>2 રાજા 23:34–35</w:t>
-        </w:r>
-      </w:hyperlink>
+      <w:r>
+        <w:rPr>
+          <w:lang w:val="gu_IN" w:bidi="gu_IN"/>
+        </w:rPr>
+        <w:t>2 રાજા 18:16–18</w:t>
+      </w:r>
+    </w:p>
+    <w:p>
+      <w:pPr>
+        <w:pStyle w:val="ListBullet"/>
+        <w:spacing w:line="240" w:lineRule="auto"/>
+        <w:ind w:left="720"/>
+      </w:pPr>
+      <w:r>
+        <w:rPr>
+          <w:lang w:val="gu_IN" w:bidi="gu_IN"/>
+        </w:rPr>
+      </w:r>
+      <w:r>
+        <w:rPr>
+          <w:lang w:val="gu_IN" w:bidi="gu_IN"/>
+        </w:rPr>
+        <w:t>2 રાજા 18:26–27</w:t>
+      </w:r>
+    </w:p>
+    <w:p>
+      <w:pPr>
+        <w:pStyle w:val="ListBullet"/>
+        <w:spacing w:line="240" w:lineRule="auto"/>
+        <w:ind w:left="720"/>
+      </w:pPr>
+      <w:r>
+        <w:rPr>
+          <w:lang w:val="gu_IN" w:bidi="gu_IN"/>
+        </w:rPr>
+      </w:r>
+      <w:r>
+        <w:rPr>
+          <w:lang w:val="gu_IN" w:bidi="gu_IN"/>
+        </w:rPr>
+        <w:t>2 રાજા 18:36–37</w:t>
+      </w:r>
+    </w:p>
+    <w:p>
+      <w:pPr>
+        <w:pStyle w:val="ListBullet"/>
+        <w:spacing w:line="240" w:lineRule="auto"/>
+        <w:ind w:left="720"/>
+      </w:pPr>
+      <w:r>
+        <w:rPr>
+          <w:lang w:val="gu_IN" w:bidi="gu_IN"/>
+        </w:rPr>
+      </w:r>
+      <w:r>
+        <w:rPr>
+          <w:lang w:val="gu_IN" w:bidi="gu_IN"/>
+        </w:rPr>
+        <w:t>2 રાજા 23:34–35</w:t>
+      </w:r>
     </w:p>
     <w:p>
       <w:pPr>
@@ -5485,162 +5191,120 @@
           <w:lang w:val="gu_IN" w:bidi="gu_IN"/>
         </w:rPr>
       </w:r>
-      <w:hyperlink r:id="rId62">
-        <w:r>
-          <w:rPr>
-            <w:lang w:val="gu_IN" w:bidi="gu_IN"/>
-          </w:rPr>
-          <w:rPr>
-            <w:color w:val="0000EE"/>
-            <w:u w:val="single"/>
-          </w:rPr>
-          <w:t>ઉત્પત્તિ 25:26</w:t>
-        </w:r>
-      </w:hyperlink>
-    </w:p>
-    <w:p>
-      <w:pPr>
-        <w:pStyle w:val="ListBullet"/>
-        <w:spacing w:line="240" w:lineRule="auto"/>
-        <w:ind w:left="720"/>
-      </w:pPr>
-      <w:r>
-        <w:rPr>
-          <w:lang w:val="gu_IN" w:bidi="gu_IN"/>
-        </w:rPr>
-      </w:r>
-      <w:hyperlink r:id="rId63">
-        <w:r>
-          <w:rPr>
-            <w:lang w:val="gu_IN" w:bidi="gu_IN"/>
-          </w:rPr>
-          <w:rPr>
-            <w:color w:val="0000EE"/>
-            <w:u w:val="single"/>
-          </w:rPr>
-          <w:t>ઉત્પત્તિ 25:29–30</w:t>
-        </w:r>
-      </w:hyperlink>
-    </w:p>
-    <w:p>
-      <w:pPr>
-        <w:pStyle w:val="ListBullet"/>
-        <w:spacing w:line="240" w:lineRule="auto"/>
-        <w:ind w:left="720"/>
-      </w:pPr>
-      <w:r>
-        <w:rPr>
-          <w:lang w:val="gu_IN" w:bidi="gu_IN"/>
-        </w:rPr>
-      </w:r>
-      <w:hyperlink r:id="rId64">
-        <w:r>
-          <w:rPr>
-            <w:lang w:val="gu_IN" w:bidi="gu_IN"/>
-          </w:rPr>
-          <w:rPr>
-            <w:color w:val="0000EE"/>
-            <w:u w:val="single"/>
-          </w:rPr>
-          <w:t>ઉત્પત્તિ 26:34</w:t>
-        </w:r>
-      </w:hyperlink>
-    </w:p>
-    <w:p>
-      <w:pPr>
-        <w:pStyle w:val="ListBullet"/>
-        <w:spacing w:line="240" w:lineRule="auto"/>
-        <w:ind w:left="720"/>
-      </w:pPr>
-      <w:r>
-        <w:rPr>
-          <w:lang w:val="gu_IN" w:bidi="gu_IN"/>
-        </w:rPr>
-      </w:r>
-      <w:hyperlink r:id="rId65">
-        <w:r>
-          <w:rPr>
-            <w:lang w:val="gu_IN" w:bidi="gu_IN"/>
-          </w:rPr>
-          <w:rPr>
-            <w:color w:val="0000EE"/>
-            <w:u w:val="single"/>
-          </w:rPr>
-          <w:t>ઉત્પત્તિ 27:11–12</w:t>
-        </w:r>
-      </w:hyperlink>
-    </w:p>
-    <w:p>
-      <w:pPr>
-        <w:pStyle w:val="ListBullet"/>
-        <w:spacing w:line="240" w:lineRule="auto"/>
-        <w:ind w:left="720"/>
-      </w:pPr>
-      <w:r>
-        <w:rPr>
-          <w:lang w:val="gu_IN" w:bidi="gu_IN"/>
-        </w:rPr>
-      </w:r>
-      <w:hyperlink r:id="rId66">
-        <w:r>
-          <w:rPr>
-            <w:lang w:val="gu_IN" w:bidi="gu_IN"/>
-          </w:rPr>
-          <w:rPr>
-            <w:color w:val="0000EE"/>
-            <w:u w:val="single"/>
-          </w:rPr>
-          <w:t>ઉત્પત્તિ 32:5</w:t>
-        </w:r>
-      </w:hyperlink>
-    </w:p>
-    <w:p>
-      <w:pPr>
-        <w:pStyle w:val="ListBullet"/>
-        <w:spacing w:line="240" w:lineRule="auto"/>
-        <w:ind w:left="720"/>
-      </w:pPr>
-      <w:r>
-        <w:rPr>
-          <w:lang w:val="gu_IN" w:bidi="gu_IN"/>
-        </w:rPr>
-      </w:r>
-      <w:hyperlink r:id="rId67">
-        <w:r>
-          <w:rPr>
-            <w:lang w:val="gu_IN" w:bidi="gu_IN"/>
-          </w:rPr>
-          <w:rPr>
-            <w:color w:val="0000EE"/>
-            <w:u w:val="single"/>
-          </w:rPr>
-          <w:t>હિબ્રૂ 12:17</w:t>
-        </w:r>
-      </w:hyperlink>
-    </w:p>
-    <w:p>
-      <w:pPr>
-        <w:pStyle w:val="ListBullet"/>
-        <w:spacing w:line="240" w:lineRule="auto"/>
-        <w:ind w:left="720"/>
-      </w:pPr>
-      <w:r>
-        <w:rPr>
-          <w:lang w:val="gu_IN" w:bidi="gu_IN"/>
-        </w:rPr>
-      </w:r>
-      <w:hyperlink r:id="rId68">
-        <w:r>
-          <w:rPr>
-            <w:lang w:val="gu_IN" w:bidi="gu_IN"/>
-          </w:rPr>
-          <w:rPr>
-            <w:color w:val="0000EE"/>
-            <w:u w:val="single"/>
-          </w:rPr>
-          <w:t>રોમન 9:13</w:t>
-        </w:r>
-      </w:hyperlink>
+      <w:r>
+        <w:rPr>
+          <w:lang w:val="gu_IN" w:bidi="gu_IN"/>
+        </w:rPr>
+        <w:t>ઉત્પત્તિ 25:26</w:t>
+      </w:r>
+    </w:p>
+    <w:p>
+      <w:pPr>
+        <w:pStyle w:val="ListBullet"/>
+        <w:spacing w:line="240" w:lineRule="auto"/>
+        <w:ind w:left="720"/>
+      </w:pPr>
+      <w:r>
+        <w:rPr>
+          <w:lang w:val="gu_IN" w:bidi="gu_IN"/>
+        </w:rPr>
+      </w:r>
+      <w:r>
+        <w:rPr>
+          <w:lang w:val="gu_IN" w:bidi="gu_IN"/>
+        </w:rPr>
+        <w:t>ઉત્પત્તિ 25:29–30</w:t>
+      </w:r>
+    </w:p>
+    <w:p>
+      <w:pPr>
+        <w:pStyle w:val="ListBullet"/>
+        <w:spacing w:line="240" w:lineRule="auto"/>
+        <w:ind w:left="720"/>
+      </w:pPr>
+      <w:r>
+        <w:rPr>
+          <w:lang w:val="gu_IN" w:bidi="gu_IN"/>
+        </w:rPr>
+      </w:r>
+      <w:r>
+        <w:rPr>
+          <w:lang w:val="gu_IN" w:bidi="gu_IN"/>
+        </w:rPr>
+        <w:t>ઉત્પત્તિ 26:34</w:t>
+      </w:r>
+    </w:p>
+    <w:p>
+      <w:pPr>
+        <w:pStyle w:val="ListBullet"/>
+        <w:spacing w:line="240" w:lineRule="auto"/>
+        <w:ind w:left="720"/>
+      </w:pPr>
+      <w:r>
+        <w:rPr>
+          <w:lang w:val="gu_IN" w:bidi="gu_IN"/>
+        </w:rPr>
+      </w:r>
+      <w:r>
+        <w:rPr>
+          <w:lang w:val="gu_IN" w:bidi="gu_IN"/>
+        </w:rPr>
+        <w:t>ઉત્પત્તિ 27:11–12</w:t>
+      </w:r>
+    </w:p>
+    <w:p>
+      <w:pPr>
+        <w:pStyle w:val="ListBullet"/>
+        <w:spacing w:line="240" w:lineRule="auto"/>
+        <w:ind w:left="720"/>
+      </w:pPr>
+      <w:r>
+        <w:rPr>
+          <w:lang w:val="gu_IN" w:bidi="gu_IN"/>
+        </w:rPr>
+      </w:r>
+      <w:r>
+        <w:rPr>
+          <w:lang w:val="gu_IN" w:bidi="gu_IN"/>
+        </w:rPr>
+        <w:t>ઉત્પત્તિ 32:5</w:t>
+      </w:r>
+    </w:p>
+    <w:p>
+      <w:pPr>
+        <w:pStyle w:val="ListBullet"/>
+        <w:spacing w:line="240" w:lineRule="auto"/>
+        <w:ind w:left="720"/>
+      </w:pPr>
+      <w:r>
+        <w:rPr>
+          <w:lang w:val="gu_IN" w:bidi="gu_IN"/>
+        </w:rPr>
+      </w:r>
+      <w:r>
+        <w:rPr>
+          <w:lang w:val="gu_IN" w:bidi="gu_IN"/>
+        </w:rPr>
+        <w:t>હિબ્રૂ 12:17</w:t>
+      </w:r>
+    </w:p>
+    <w:p>
+      <w:pPr>
+        <w:pStyle w:val="ListBullet"/>
+        <w:spacing w:line="240" w:lineRule="auto"/>
+        <w:ind w:left="720"/>
+      </w:pPr>
+      <w:r>
+        <w:rPr>
+          <w:lang w:val="gu_IN" w:bidi="gu_IN"/>
+        </w:rPr>
+      </w:r>
+      <w:r>
+        <w:rPr>
+          <w:lang w:val="gu_IN" w:bidi="gu_IN"/>
+        </w:rPr>
+        <w:t>રોમન 9:13</w:t>
+      </w:r>
     </w:p>
     <w:p>
       <w:pPr>
@@ -6112,90 +5776,66 @@
           <w:lang w:val="gu_IN" w:bidi="gu_IN"/>
         </w:rPr>
       </w:r>
-      <w:hyperlink r:id="rId69">
-        <w:r>
-          <w:rPr>
-            <w:lang w:val="gu_IN" w:bidi="gu_IN"/>
-          </w:rPr>
-          <w:rPr>
-            <w:color w:val="0000EE"/>
-            <w:u w:val="single"/>
-          </w:rPr>
-          <w:t>એસ્તેર 2:7</w:t>
-        </w:r>
-      </w:hyperlink>
-    </w:p>
-    <w:p>
-      <w:pPr>
-        <w:pStyle w:val="ListBullet"/>
-        <w:spacing w:line="240" w:lineRule="auto"/>
-        <w:ind w:left="720"/>
-      </w:pPr>
-      <w:r>
-        <w:rPr>
-          <w:lang w:val="gu_IN" w:bidi="gu_IN"/>
-        </w:rPr>
-      </w:r>
-      <w:hyperlink r:id="rId70">
-        <w:r>
-          <w:rPr>
-            <w:lang w:val="gu_IN" w:bidi="gu_IN"/>
-          </w:rPr>
-          <w:rPr>
-            <w:color w:val="0000EE"/>
-            <w:u w:val="single"/>
-          </w:rPr>
-          <w:t>એસ્તેર 2:15–16</w:t>
-        </w:r>
-      </w:hyperlink>
-    </w:p>
-    <w:p>
-      <w:pPr>
-        <w:pStyle w:val="ListBullet"/>
-        <w:spacing w:line="240" w:lineRule="auto"/>
-        <w:ind w:left="720"/>
-      </w:pPr>
-      <w:r>
-        <w:rPr>
-          <w:lang w:val="gu_IN" w:bidi="gu_IN"/>
-        </w:rPr>
-      </w:r>
-      <w:hyperlink r:id="rId71">
-        <w:r>
-          <w:rPr>
-            <w:lang w:val="gu_IN" w:bidi="gu_IN"/>
-          </w:rPr>
-          <w:rPr>
-            <w:color w:val="0000EE"/>
-            <w:u w:val="single"/>
-          </w:rPr>
-          <w:t>એસ્તેર 7:1–2</w:t>
-        </w:r>
-      </w:hyperlink>
-    </w:p>
-    <w:p>
-      <w:pPr>
-        <w:pStyle w:val="ListBullet"/>
-        <w:spacing w:line="240" w:lineRule="auto"/>
-        <w:ind w:left="720"/>
-      </w:pPr>
-      <w:r>
-        <w:rPr>
-          <w:lang w:val="gu_IN" w:bidi="gu_IN"/>
-        </w:rPr>
-      </w:r>
-      <w:hyperlink r:id="rId72">
-        <w:r>
-          <w:rPr>
-            <w:lang w:val="gu_IN" w:bidi="gu_IN"/>
-          </w:rPr>
-          <w:rPr>
-            <w:color w:val="0000EE"/>
-            <w:u w:val="single"/>
-          </w:rPr>
-          <w:t>એસ્તેર 8:1–2</w:t>
-        </w:r>
-      </w:hyperlink>
+      <w:r>
+        <w:rPr>
+          <w:lang w:val="gu_IN" w:bidi="gu_IN"/>
+        </w:rPr>
+        <w:t>એસ્તેર 2:7</w:t>
+      </w:r>
+    </w:p>
+    <w:p>
+      <w:pPr>
+        <w:pStyle w:val="ListBullet"/>
+        <w:spacing w:line="240" w:lineRule="auto"/>
+        <w:ind w:left="720"/>
+      </w:pPr>
+      <w:r>
+        <w:rPr>
+          <w:lang w:val="gu_IN" w:bidi="gu_IN"/>
+        </w:rPr>
+      </w:r>
+      <w:r>
+        <w:rPr>
+          <w:lang w:val="gu_IN" w:bidi="gu_IN"/>
+        </w:rPr>
+        <w:t>એસ્તેર 2:15–16</w:t>
+      </w:r>
+    </w:p>
+    <w:p>
+      <w:pPr>
+        <w:pStyle w:val="ListBullet"/>
+        <w:spacing w:line="240" w:lineRule="auto"/>
+        <w:ind w:left="720"/>
+      </w:pPr>
+      <w:r>
+        <w:rPr>
+          <w:lang w:val="gu_IN" w:bidi="gu_IN"/>
+        </w:rPr>
+      </w:r>
+      <w:r>
+        <w:rPr>
+          <w:lang w:val="gu_IN" w:bidi="gu_IN"/>
+        </w:rPr>
+        <w:t>એસ્તેર 7:1–2</w:t>
+      </w:r>
+    </w:p>
+    <w:p>
+      <w:pPr>
+        <w:pStyle w:val="ListBullet"/>
+        <w:spacing w:line="240" w:lineRule="auto"/>
+        <w:ind w:left="720"/>
+      </w:pPr>
+      <w:r>
+        <w:rPr>
+          <w:lang w:val="gu_IN" w:bidi="gu_IN"/>
+        </w:rPr>
+      </w:r>
+      <w:r>
+        <w:rPr>
+          <w:lang w:val="gu_IN" w:bidi="gu_IN"/>
+        </w:rPr>
+        <w:t>એસ્તેર 8:1–2</w:t>
+      </w:r>
     </w:p>
     <w:p>
       <w:pPr>
